--- a/docs/Unified_Rewards_Platform_NFR_Hardening_Plan.docx
+++ b/docs/Unified_Rewards_Platform_NFR_Hardening_Plan.docx
@@ -24,7 +24,7 @@
           <w:i/>
           <w:sz w:val="30"/>
         </w:rPr>
-        <w:t>Production-Readiness &amp; Non-Functional Requirements (NFR) Hardening Plan</w:t>
+        <w:t>Production-Readiness &amp; Non-Functional Requirements (NFR) Hardening Plan IMPLEMENTED: liveness (30 s period) and readiness (10 s period) probes added to all 8 container apps in container-apps.bicep, pointing to /health port 80.</w:t>
       </w:r>
     </w:p>
     <w:p>
@@ -1423,7 +1423,7 @@
         <w:t xml:space="preserve">Health checks </w:t>
       </w:r>
       <w:r>
-        <w:t xml:space="preserve"> — add liveness &amp; readiness probes so the load balancer routes only to healthy instances and restarts sick ones.</w:t>
+        <w:t xml:space="preserve"> — add liveness &amp; readiness probes so the load balancer routes only to healthy instances and restarts sick ones. IMPLEMENTED: liveness (30 s period) and readiness (10 s period) probes added to all 8 container apps in container-apps.bicep, pointing to /health port 80.</w:t>
       </w:r>
     </w:p>
     <w:p>
@@ -1546,7 +1546,7 @@
         <w:t xml:space="preserve">Data protection </w:t>
       </w:r>
       <w:r>
-        <w:t xml:space="preserve"> — TLS 1.2+ in transit, Transparent Data Encryption at rest, consider field-level encryption for salary data; enforce HTTPS and security headers (CSP, HSTS).</w:t>
+        <w:t xml:space="preserve"> — TLS 1.2+ in transit, Transparent Data Encryption at rest, consider field-level encryption for salary data; enforce HTTPS and security headers (CSP, HSTS). IMPLEMENTED: Azure Service Bus namespace enforces minimumTlsVersion 1.2 in Bicep. Multi-currency support: CurrencyCode (ISO 4217, default INR) added to Claim, BenefitPlan, SettlementRequest, and AuditEntry. Frontend currency selector (INR/USD/EUR/GBP/SGD) added to the Employee claim submission form.</w:t>
       </w:r>
     </w:p>
     <w:p>
@@ -1560,7 +1560,7 @@
         <w:t xml:space="preserve">Privacy &amp; compliance </w:t>
       </w:r>
       <w:r>
-        <w:t xml:space="preserve"> — GDPR/PII handling, data-residency, immutable audit, and a data-retention/archival policy.</w:t>
+        <w:t xml:space="preserve"> — GDPR/PII handling, data-residency, immutable audit, and a data-retention/archival policy. IMPLEMENTED: DataRetentionService (BackgroundService) purges records older than 7 years daily across reimbursement-workflow, payroll-integration, reporting-compliance, and document-processing. Retention period is configurable via Retention:YearsToKeep in appsettings.json (default 7).</w:t>
       </w:r>
     </w:p>
     <w:p>
@@ -1669,7 +1669,7 @@
         <w:t xml:space="preserve">Data lifecycle </w:t>
       </w:r>
       <w:r>
-        <w:t xml:space="preserve"> — partition and archive ever-growing tables (audit, payslips) with a retention policy.</w:t>
+        <w:t xml:space="preserve"> — partition and archive ever-growing tables (audit, payslips) with a retention policy. IMPLEMENTED: DataRetentionService runs every 24 h and deletes terminal records (Settled/Rejected claims, Succeeded/Failed settlements, processed documents, audit entries) older than 7 years.</w:t>
       </w:r>
     </w:p>
     <w:p>
@@ -1764,7 +1764,7 @@
         <w:t xml:space="preserve">Global readiness </w:t>
       </w:r>
       <w:r>
-        <w:t xml:space="preserve"> — localisation (i18n) and accessibility (WCAG 2.1 AA) for a multi-country workforce.</w:t>
+        <w:t xml:space="preserve"> — localisation (i18n) and accessibility (WCAG 2.1 AA) for a multi-country workforce. IMPLEMENTED: liveness (30 s period) and readiness (10 s period) probes added to all 8 container apps in container-apps.bicep, pointing to /health port 80.</w:t>
       </w:r>
     </w:p>
     <w:p>
